--- a/proposals/Mac mini・Mac Studio導入提案書.docx
+++ b/proposals/Mac mini・Mac Studio導入提案書.docx
@@ -100,7 +100,7 @@
     </w:p>
     <w:p>
       <w:pPr>
-        <w:spacing w:after="120" w:line="300"/>
+        <w:spacing w:after="100" w:line="280"/>
       </w:pPr>
       <w:r>
         <w:rPr>
@@ -113,7 +113,7 @@
     </w:p>
     <w:p>
       <w:pPr>
-        <w:spacing w:after="120" w:line="300"/>
+        <w:spacing w:after="100" w:line="280"/>
       </w:pPr>
       <w:r>
         <w:rPr>
@@ -126,7 +126,7 @@
     </w:p>
     <w:p>
       <w:pPr>
-        <w:spacing w:after="120" w:line="300"/>
+        <w:spacing w:after="100" w:line="280"/>
       </w:pPr>
       <w:r>
         <w:rPr>
@@ -170,7 +170,7 @@
     </w:p>
     <w:p>
       <w:pPr>
-        <w:spacing w:after="120" w:line="300"/>
+        <w:spacing w:after="100" w:line="280"/>
       </w:pPr>
       <w:r>
         <w:rPr>
@@ -1625,7 +1625,7 @@
     <w:p>
       <w:pPr>
         <w:pStyle w:val="Heading2"/>
-        <w:spacing w:after="90" w:before="160"/>
+        <w:spacing w:after="70" w:before="120"/>
       </w:pPr>
       <w:r>
         <w:rPr>
@@ -1646,7 +1646,7 @@
           <w:ilvl w:val="0"/>
           <w:numId w:val="2"/>
         </w:numPr>
-        <w:spacing w:after="60" w:line="280"/>
+        <w:spacing w:after="40" w:line="260"/>
       </w:pPr>
       <w:r>
         <w:rPr>
@@ -1664,7 +1664,7 @@
           <w:ilvl w:val="0"/>
           <w:numId w:val="2"/>
         </w:numPr>
-        <w:spacing w:after="60" w:line="280"/>
+        <w:spacing w:after="40" w:line="260"/>
       </w:pPr>
       <w:r>
         <w:rPr>
@@ -1682,7 +1682,7 @@
           <w:ilvl w:val="0"/>
           <w:numId w:val="2"/>
         </w:numPr>
-        <w:spacing w:after="60" w:line="280"/>
+        <w:spacing w:after="40" w:line="260"/>
       </w:pPr>
       <w:r>
         <w:rPr>
@@ -1700,7 +1700,7 @@
           <w:ilvl w:val="0"/>
           <w:numId w:val="2"/>
         </w:numPr>
-        <w:spacing w:after="60" w:line="280"/>
+        <w:spacing w:after="40" w:line="260"/>
       </w:pPr>
       <w:r>
         <w:rPr>
@@ -1714,7 +1714,7 @@
     <w:p>
       <w:pPr>
         <w:pStyle w:val="Heading2"/>
-        <w:spacing w:after="90" w:before="160"/>
+        <w:spacing w:after="70" w:before="120"/>
       </w:pPr>
       <w:r>
         <w:rPr>
@@ -1735,7 +1735,7 @@
           <w:ilvl w:val="0"/>
           <w:numId w:val="2"/>
         </w:numPr>
-        <w:spacing w:after="60" w:line="280"/>
+        <w:spacing w:after="40" w:line="260"/>
       </w:pPr>
       <w:r>
         <w:rPr>
@@ -1753,7 +1753,7 @@
           <w:ilvl w:val="0"/>
           <w:numId w:val="2"/>
         </w:numPr>
-        <w:spacing w:after="60" w:line="280"/>
+        <w:spacing w:after="40" w:line="260"/>
       </w:pPr>
       <w:r>
         <w:rPr>
@@ -1771,7 +1771,7 @@
           <w:ilvl w:val="0"/>
           <w:numId w:val="2"/>
         </w:numPr>
-        <w:spacing w:after="60" w:line="280"/>
+        <w:spacing w:after="40" w:line="260"/>
       </w:pPr>
       <w:r>
         <w:rPr>
@@ -1789,7 +1789,7 @@
           <w:ilvl w:val="0"/>
           <w:numId w:val="2"/>
         </w:numPr>
-        <w:spacing w:after="60" w:line="280"/>
+        <w:spacing w:after="40" w:line="260"/>
       </w:pPr>
       <w:r>
         <w:rPr>
@@ -1807,7 +1807,7 @@
           <w:ilvl w:val="0"/>
           <w:numId w:val="2"/>
         </w:numPr>
-        <w:spacing w:after="60" w:line="280"/>
+        <w:spacing w:after="40" w:line="260"/>
       </w:pPr>
       <w:r>
         <w:rPr>
@@ -1825,7 +1825,7 @@
           <w:ilvl w:val="0"/>
           <w:numId w:val="2"/>
         </w:numPr>
-        <w:spacing w:after="60" w:line="280"/>
+        <w:spacing w:after="40" w:line="260"/>
       </w:pPr>
       <w:r>
         <w:rPr>
@@ -1839,7 +1839,7 @@
     <w:p>
       <w:pPr>
         <w:pStyle w:val="Heading2"/>
-        <w:spacing w:after="90" w:before="160"/>
+        <w:spacing w:after="70" w:before="120"/>
       </w:pPr>
       <w:r>
         <w:rPr>
@@ -1860,7 +1860,7 @@
           <w:ilvl w:val="0"/>
           <w:numId w:val="2"/>
         </w:numPr>
-        <w:spacing w:after="60" w:line="280"/>
+        <w:spacing w:after="40" w:line="260"/>
       </w:pPr>
       <w:r>
         <w:rPr>
@@ -1878,7 +1878,7 @@
           <w:ilvl w:val="0"/>
           <w:numId w:val="2"/>
         </w:numPr>
-        <w:spacing w:after="60" w:line="280"/>
+        <w:spacing w:after="40" w:line="260"/>
       </w:pPr>
       <w:r>
         <w:rPr>
@@ -1896,7 +1896,7 @@
           <w:ilvl w:val="0"/>
           <w:numId w:val="2"/>
         </w:numPr>
-        <w:spacing w:after="60" w:line="280"/>
+        <w:spacing w:after="40" w:line="260"/>
       </w:pPr>
       <w:r>
         <w:rPr>
@@ -1914,7 +1914,7 @@
           <w:ilvl w:val="0"/>
           <w:numId w:val="2"/>
         </w:numPr>
-        <w:spacing w:after="60" w:line="280"/>
+        <w:spacing w:after="40" w:line="260"/>
       </w:pPr>
       <w:r>
         <w:rPr>
@@ -1958,7 +1958,7 @@
     </w:p>
     <w:p>
       <w:pPr>
-        <w:spacing w:after="120" w:line="300"/>
+        <w:spacing w:after="100" w:line="280"/>
       </w:pPr>
       <w:r>
         <w:rPr>
@@ -1976,7 +1976,7 @@
           <w:ilvl w:val="0"/>
           <w:numId w:val="2"/>
         </w:numPr>
-        <w:spacing w:after="60" w:line="280"/>
+        <w:spacing w:after="40" w:line="260"/>
       </w:pPr>
       <w:r>
         <w:rPr>
@@ -1994,7 +1994,7 @@
           <w:ilvl w:val="0"/>
           <w:numId w:val="2"/>
         </w:numPr>
-        <w:spacing w:after="60" w:line="280"/>
+        <w:spacing w:after="40" w:line="260"/>
       </w:pPr>
       <w:r>
         <w:rPr>
@@ -2012,7 +2012,7 @@
           <w:ilvl w:val="0"/>
           <w:numId w:val="2"/>
         </w:numPr>
-        <w:spacing w:after="60" w:line="280"/>
+        <w:spacing w:after="40" w:line="260"/>
       </w:pPr>
       <w:r>
         <w:rPr>
@@ -2030,7 +2030,7 @@
           <w:ilvl w:val="0"/>
           <w:numId w:val="2"/>
         </w:numPr>
-        <w:spacing w:after="60" w:line="280"/>
+        <w:spacing w:after="40" w:line="260"/>
       </w:pPr>
       <w:r>
         <w:rPr>
@@ -2048,7 +2048,7 @@
           <w:ilvl w:val="0"/>
           <w:numId w:val="2"/>
         </w:numPr>
-        <w:spacing w:after="60" w:line="280"/>
+        <w:spacing w:after="40" w:line="260"/>
       </w:pPr>
       <w:r>
         <w:rPr>
@@ -2066,7 +2066,7 @@
           <w:ilvl w:val="0"/>
           <w:numId w:val="2"/>
         </w:numPr>
-        <w:spacing w:after="60" w:line="280"/>
+        <w:spacing w:after="40" w:line="260"/>
       </w:pPr>
       <w:r>
         <w:rPr>
@@ -2116,7 +2116,7 @@
     <w:p>
       <w:pPr>
         <w:pStyle w:val="Heading2"/>
-        <w:spacing w:after="90" w:before="160"/>
+        <w:spacing w:after="70" w:before="120"/>
       </w:pPr>
       <w:r>
         <w:rPr>
@@ -2132,7 +2132,7 @@
     </w:p>
     <w:p>
       <w:pPr>
-        <w:spacing w:after="120" w:line="300"/>
+        <w:spacing w:after="100" w:line="280"/>
       </w:pPr>
       <w:r>
         <w:rPr>
@@ -2146,7 +2146,7 @@
     <w:p>
       <w:pPr>
         <w:pStyle w:val="Heading2"/>
-        <w:spacing w:after="90" w:before="160"/>
+        <w:spacing w:after="70" w:before="120"/>
       </w:pPr>
       <w:r>
         <w:rPr>
@@ -2167,7 +2167,7 @@
           <w:ilvl w:val="0"/>
           <w:numId w:val="2"/>
         </w:numPr>
-        <w:spacing w:after="60" w:line="280"/>
+        <w:spacing w:after="40" w:line="260"/>
       </w:pPr>
       <w:r>
         <w:rPr>
@@ -2185,7 +2185,7 @@
           <w:ilvl w:val="0"/>
           <w:numId w:val="2"/>
         </w:numPr>
-        <w:spacing w:after="60" w:line="280"/>
+        <w:spacing w:after="40" w:line="260"/>
       </w:pPr>
       <w:r>
         <w:rPr>
@@ -2203,7 +2203,7 @@
           <w:ilvl w:val="0"/>
           <w:numId w:val="2"/>
         </w:numPr>
-        <w:spacing w:after="60" w:line="280"/>
+        <w:spacing w:after="40" w:line="260"/>
       </w:pPr>
       <w:r>
         <w:rPr>
@@ -2221,7 +2221,7 @@
           <w:ilvl w:val="0"/>
           <w:numId w:val="2"/>
         </w:numPr>
-        <w:spacing w:after="60" w:line="280"/>
+        <w:spacing w:after="40" w:line="260"/>
       </w:pPr>
       <w:r>
         <w:rPr>
@@ -2235,7 +2235,7 @@
     <w:p>
       <w:pPr>
         <w:pStyle w:val="Heading2"/>
-        <w:spacing w:after="90" w:before="160"/>
+        <w:spacing w:after="70" w:before="120"/>
       </w:pPr>
       <w:r>
         <w:rPr>
@@ -2256,7 +2256,7 @@
           <w:ilvl w:val="0"/>
           <w:numId w:val="2"/>
         </w:numPr>
-        <w:spacing w:after="60" w:line="280"/>
+        <w:spacing w:after="40" w:line="260"/>
       </w:pPr>
       <w:r>
         <w:rPr>
@@ -2274,7 +2274,7 @@
           <w:ilvl w:val="0"/>
           <w:numId w:val="2"/>
         </w:numPr>
-        <w:spacing w:after="60" w:line="280"/>
+        <w:spacing w:after="40" w:line="260"/>
       </w:pPr>
       <w:r>
         <w:rPr>
@@ -2292,7 +2292,7 @@
           <w:ilvl w:val="0"/>
           <w:numId w:val="2"/>
         </w:numPr>
-        <w:spacing w:after="60" w:line="280"/>
+        <w:spacing w:after="40" w:line="260"/>
       </w:pPr>
       <w:r>
         <w:rPr>
@@ -2310,7 +2310,7 @@
           <w:ilvl w:val="0"/>
           <w:numId w:val="2"/>
         </w:numPr>
-        <w:spacing w:after="60" w:line="280"/>
+        <w:spacing w:after="40" w:line="260"/>
       </w:pPr>
       <w:r>
         <w:rPr>
@@ -2324,7 +2324,7 @@
     <w:p>
       <w:pPr>
         <w:pStyle w:val="Heading2"/>
-        <w:spacing w:after="90" w:before="160"/>
+        <w:spacing w:after="70" w:before="120"/>
       </w:pPr>
       <w:r>
         <w:rPr>
@@ -2335,67 +2335,62 @@
           <w:sz w:val="23"/>
           <w:szCs w:val="23"/>
         </w:rPr>
-        <w:t xml:space="preserve">導入ステップ（案）</w:t>
-      </w:r>
-    </w:p>
-    <w:p>
-      <w:pPr>
-        <w:pStyle w:val="ListParagraph"/>
-        <w:numPr>
-          <w:ilvl w:val="0"/>
-          <w:numId w:val="2"/>
-        </w:numPr>
-        <w:spacing w:after="60" w:line="280"/>
-      </w:pPr>
-      <w:r>
-        <w:rPr>
-          <w:rFonts w:ascii="游ゴシック" w:cs="游ゴシック" w:eastAsia="游ゴシック" w:hAnsi="游ゴシック"/>
-          <w:sz w:val="21"/>
-          <w:szCs w:val="21"/>
-        </w:rPr>
-        <w:t xml:space="preserve">Step1（今回）：Mac mini（M5 Pro・48GB以上）を1台導入し、社内サーバーとして設置。NASと接続し、業務Webアプリの本番環境・簡易ローカルLLM検証環境として稼働開始</w:t>
-      </w:r>
-    </w:p>
-    <w:p>
-      <w:pPr>
-        <w:pStyle w:val="ListParagraph"/>
-        <w:numPr>
-          <w:ilvl w:val="0"/>
-          <w:numId w:val="2"/>
-        </w:numPr>
-        <w:spacing w:after="60" w:line="280"/>
-      </w:pPr>
-      <w:r>
-        <w:rPr>
-          <w:rFonts w:ascii="游ゴシック" w:cs="游ゴシック" w:eastAsia="游ゴシック" w:hAnsi="游ゴシック"/>
-          <w:sz w:val="21"/>
-          <w:szCs w:val="21"/>
-        </w:rPr>
-        <w:t xml:space="preserve">Step2（3〜6か月後）：ローカルLLM・RAG基盤の利用状況をレビューし、処理速度・メモリ不足などの課題があればメモリ増設機種または追加機の要否を判断</w:t>
-      </w:r>
-    </w:p>
-    <w:p>
-      <w:pPr>
-        <w:pStyle w:val="ListParagraph"/>
-        <w:numPr>
-          <w:ilvl w:val="0"/>
-          <w:numId w:val="2"/>
-        </w:numPr>
-        <w:spacing w:after="60" w:line="280"/>
-      </w:pPr>
-      <w:r>
-        <w:rPr>
-          <w:rFonts w:ascii="游ゴシック" w:cs="游ゴシック" w:eastAsia="游ゴシック" w:hAnsi="游ゴシック"/>
-          <w:sz w:val="21"/>
-          <w:szCs w:val="21"/>
-        </w:rPr>
-        <w:t xml:space="preserve">Step3（6〜12か月後）：利用範囲拡大（店舗増加・映像内製化等）が具体化した場合、Mac Studio（M5 Max）を専用AI推論サーバーとして追加導入し、Mac miniは開発機／Webアプリホストとして併用</w:t>
+        <w:t xml:space="preserve">補足：エントリーモデル「Mac mini（M6）」ではなくM5 Proを選ぶ理由</w:t>
+      </w:r>
+    </w:p>
+    <w:p>
+      <w:pPr>
+        <w:spacing w:after="100" w:line="280"/>
+      </w:pPr>
+      <w:r>
+        <w:rPr>
+          <w:rFonts w:ascii="游ゴシック" w:cs="游ゴシック" w:eastAsia="游ゴシック" w:hAnsi="游ゴシック"/>
+          <w:sz w:val="21"/>
+          <w:szCs w:val="21"/>
+        </w:rPr>
+        <w:t xml:space="preserve">M6はTSMC 2nmの最新チップでNeural Engine性能は最大2倍・電力効率にも優れますが、フル装備（32GB/1TB）でも価格は26万円台〜となり、M5 Pro（299,800円〜）との差は数万円まで縮まります。</w:t>
+      </w:r>
+    </w:p>
+    <w:p>
+      <w:pPr>
+        <w:pStyle w:val="ListParagraph"/>
+        <w:numPr>
+          <w:ilvl w:val="0"/>
+          <w:numId w:val="2"/>
+        </w:numPr>
+        <w:spacing w:after="40" w:line="260"/>
+      </w:pPr>
+      <w:r>
+        <w:rPr>
+          <w:rFonts w:ascii="游ゴシック" w:cs="游ゴシック" w:eastAsia="游ゴシック" w:hAnsi="游ゴシック"/>
+          <w:sz w:val="21"/>
+          <w:szCs w:val="21"/>
+        </w:rPr>
+        <w:t xml:space="preserve">M6はメモリ最大32GB・帯域幅170GB/s止まりで、「ローカルLLM＋Webアプリ稼働＋RAG検索」を同時にこなす共有サーバーには手狭。3名分の環境集約には最大64GB・307GB/sのM5 Proが必要ライン</w:t>
+      </w:r>
+    </w:p>
+    <w:p>
+      <w:pPr>
+        <w:pStyle w:val="ListParagraph"/>
+        <w:numPr>
+          <w:ilvl w:val="0"/>
+          <w:numId w:val="2"/>
+        </w:numPr>
+        <w:spacing w:after="40" w:line="260"/>
+      </w:pPr>
+      <w:r>
+        <w:rPr>
+          <w:rFonts w:ascii="游ゴシック" w:cs="游ゴシック" w:eastAsia="游ゴシック" w:hAnsi="游ゴシック"/>
+          <w:sz w:val="21"/>
+          <w:szCs w:val="21"/>
+        </w:rPr>
+        <w:t xml:space="preserve">個人のサブ機や軽量なWeb アプリ専用ホスティングに限定するなら、電力効率に優れるM6も予算重視の代替候補になり得る（M5 Proは2026年3月発売のMacBook Proに先行搭載された実績あるチップで、Mac mini／Studioへの搭載は今回が初）</w:t>
       </w:r>
     </w:p>
     <w:p>
       <w:pPr>
         <w:pStyle w:val="Heading2"/>
-        <w:spacing w:after="90" w:before="160"/>
+        <w:spacing w:after="70" w:before="120"/>
       </w:pPr>
       <w:r>
         <w:rPr>
@@ -2406,12 +2401,83 @@
           <w:sz w:val="23"/>
           <w:szCs w:val="23"/>
         </w:rPr>
+        <w:t xml:space="preserve">導入ステップ（案）</w:t>
+      </w:r>
+    </w:p>
+    <w:p>
+      <w:pPr>
+        <w:pStyle w:val="ListParagraph"/>
+        <w:numPr>
+          <w:ilvl w:val="0"/>
+          <w:numId w:val="2"/>
+        </w:numPr>
+        <w:spacing w:after="40" w:line="260"/>
+      </w:pPr>
+      <w:r>
+        <w:rPr>
+          <w:rFonts w:ascii="游ゴシック" w:cs="游ゴシック" w:eastAsia="游ゴシック" w:hAnsi="游ゴシック"/>
+          <w:sz w:val="21"/>
+          <w:szCs w:val="21"/>
+        </w:rPr>
+        <w:t xml:space="preserve">Step1（今回）：Mac mini（M5 Pro・48GB以上）を1台導入し、社内サーバーとして設置。NASと接続し、業務Webアプリの本番環境・簡易ローカルLLM検証環境として稼働開始</w:t>
+      </w:r>
+    </w:p>
+    <w:p>
+      <w:pPr>
+        <w:pStyle w:val="ListParagraph"/>
+        <w:numPr>
+          <w:ilvl w:val="0"/>
+          <w:numId w:val="2"/>
+        </w:numPr>
+        <w:spacing w:after="40" w:line="260"/>
+      </w:pPr>
+      <w:r>
+        <w:rPr>
+          <w:rFonts w:ascii="游ゴシック" w:cs="游ゴシック" w:eastAsia="游ゴシック" w:hAnsi="游ゴシック"/>
+          <w:sz w:val="21"/>
+          <w:szCs w:val="21"/>
+        </w:rPr>
+        <w:t xml:space="preserve">Step2（3〜6か月後）：ローカルLLM・RAG基盤の利用状況をレビューし、処理速度・メモリ不足などの課題があればメモリ増設機種または追加機の要否を判断</w:t>
+      </w:r>
+    </w:p>
+    <w:p>
+      <w:pPr>
+        <w:pStyle w:val="ListParagraph"/>
+        <w:numPr>
+          <w:ilvl w:val="0"/>
+          <w:numId w:val="2"/>
+        </w:numPr>
+        <w:spacing w:after="40" w:line="260"/>
+      </w:pPr>
+      <w:r>
+        <w:rPr>
+          <w:rFonts w:ascii="游ゴシック" w:cs="游ゴシック" w:eastAsia="游ゴシック" w:hAnsi="游ゴシック"/>
+          <w:sz w:val="21"/>
+          <w:szCs w:val="21"/>
+        </w:rPr>
+        <w:t xml:space="preserve">Step3（6〜12か月後）：利用範囲拡大（店舗増加・映像内製化等）が具体化した場合、Mac Studio（M5 Max）を専用AI推論サーバーとして追加導入し、Mac miniは開発機／Webアプリホストとして併用</w:t>
+      </w:r>
+    </w:p>
+    <w:p>
+      <w:pPr>
+        <w:pStyle w:val="Heading2"/>
+        <w:spacing w:after="70" w:before="120"/>
+      </w:pPr>
+      <w:r>
+        <w:rPr>
+          <w:rFonts w:ascii="游ゴシック" w:cs="游ゴシック" w:eastAsia="游ゴシック" w:hAnsi="游ゴシック"/>
+          <w:b/>
+          <w:bCs/>
+          <w:color w:val="2E75B6"/>
+          <w:sz w:val="23"/>
+          <w:szCs w:val="23"/>
+        </w:rPr>
         <w:t xml:space="preserve">まとめ</w:t>
       </w:r>
     </w:p>
     <w:p>
       <w:pPr>
-        <w:spacing w:after="120" w:line="300"/>
+        <w:spacing w:after="100" w:line="280"/>
       </w:pPr>
       <w:r>
         <w:rPr>

--- a/proposals/Mac mini・Mac Studio導入提案書.docx
+++ b/proposals/Mac mini・Mac Studio導入提案書.docx
@@ -73,7 +73,7 @@
         <w:pBdr>
           <w:bottom w:val="single" w:color="1F3864" w:sz="10" w:space="4"/>
         </w:pBdr>
-        <w:spacing w:after="140" w:before="260"/>
+        <w:spacing w:after="110" w:before="200"/>
       </w:pPr>
       <w:r>
         <w:rPr>
@@ -100,7 +100,7 @@
     </w:p>
     <w:p>
       <w:pPr>
-        <w:spacing w:after="100" w:line="280"/>
+        <w:spacing w:after="80" w:line="260"/>
       </w:pPr>
       <w:r>
         <w:rPr>
@@ -113,7 +113,7 @@
     </w:p>
     <w:p>
       <w:pPr>
-        <w:spacing w:after="100" w:line="280"/>
+        <w:spacing w:after="80" w:line="260"/>
       </w:pPr>
       <w:r>
         <w:rPr>
@@ -126,7 +126,7 @@
     </w:p>
     <w:p>
       <w:pPr>
-        <w:spacing w:after="100" w:line="280"/>
+        <w:spacing w:after="80" w:line="260"/>
       </w:pPr>
       <w:r>
         <w:rPr>
@@ -143,7 +143,7 @@
         <w:pBdr>
           <w:bottom w:val="single" w:color="1F3864" w:sz="10" w:space="4"/>
         </w:pBdr>
-        <w:spacing w:after="140" w:before="260"/>
+        <w:spacing w:after="110" w:before="200"/>
       </w:pPr>
       <w:r>
         <w:rPr>
@@ -170,7 +170,7 @@
     </w:p>
     <w:p>
       <w:pPr>
-        <w:spacing w:after="100" w:line="280"/>
+        <w:spacing w:after="80" w:line="260"/>
       </w:pPr>
       <w:r>
         <w:rPr>
@@ -185,7 +185,7 @@
       <w:pPr>
         <w:sectPr>
           <w:pgSz w:w="11906" w:h="16838" w:orient="portrait"/>
-          <w:pgMar w:top="1000" w:right="1100" w:bottom="1000" w:left="1100" w:header="708" w:footer="708" w:gutter="0"/>
+          <w:pgMar w:top="800" w:right="1100" w:bottom="800" w:left="1100" w:header="708" w:footer="708" w:gutter="0"/>
           <w:pgNumType/>
           <w:docGrid w:linePitch="360"/>
         </w:sectPr>
@@ -1597,7 +1597,7 @@
         <w:pBdr>
           <w:bottom w:val="single" w:color="1F3864" w:sz="10" w:space="4"/>
         </w:pBdr>
-        <w:spacing w:after="140" w:before="260"/>
+        <w:spacing w:after="110" w:before="200"/>
       </w:pPr>
       <w:r>
         <w:rPr>
@@ -1625,7 +1625,7 @@
     <w:p>
       <w:pPr>
         <w:pStyle w:val="Heading2"/>
-        <w:spacing w:after="70" w:before="120"/>
+        <w:spacing w:after="50" w:before="90"/>
       </w:pPr>
       <w:r>
         <w:rPr>
@@ -1646,7 +1646,7 @@
           <w:ilvl w:val="0"/>
           <w:numId w:val="2"/>
         </w:numPr>
-        <w:spacing w:after="40" w:line="260"/>
+        <w:spacing w:after="30" w:line="240"/>
       </w:pPr>
       <w:r>
         <w:rPr>
@@ -1664,7 +1664,7 @@
           <w:ilvl w:val="0"/>
           <w:numId w:val="2"/>
         </w:numPr>
-        <w:spacing w:after="40" w:line="260"/>
+        <w:spacing w:after="30" w:line="240"/>
       </w:pPr>
       <w:r>
         <w:rPr>
@@ -1682,7 +1682,7 @@
           <w:ilvl w:val="0"/>
           <w:numId w:val="2"/>
         </w:numPr>
-        <w:spacing w:after="40" w:line="260"/>
+        <w:spacing w:after="30" w:line="240"/>
       </w:pPr>
       <w:r>
         <w:rPr>
@@ -1700,7 +1700,7 @@
           <w:ilvl w:val="0"/>
           <w:numId w:val="2"/>
         </w:numPr>
-        <w:spacing w:after="40" w:line="260"/>
+        <w:spacing w:after="30" w:line="240"/>
       </w:pPr>
       <w:r>
         <w:rPr>
@@ -1714,7 +1714,7 @@
     <w:p>
       <w:pPr>
         <w:pStyle w:val="Heading2"/>
-        <w:spacing w:after="70" w:before="120"/>
+        <w:spacing w:after="50" w:before="90"/>
       </w:pPr>
       <w:r>
         <w:rPr>
@@ -1735,7 +1735,7 @@
           <w:ilvl w:val="0"/>
           <w:numId w:val="2"/>
         </w:numPr>
-        <w:spacing w:after="40" w:line="260"/>
+        <w:spacing w:after="30" w:line="240"/>
       </w:pPr>
       <w:r>
         <w:rPr>
@@ -1753,7 +1753,7 @@
           <w:ilvl w:val="0"/>
           <w:numId w:val="2"/>
         </w:numPr>
-        <w:spacing w:after="40" w:line="260"/>
+        <w:spacing w:after="30" w:line="240"/>
       </w:pPr>
       <w:r>
         <w:rPr>
@@ -1771,7 +1771,7 @@
           <w:ilvl w:val="0"/>
           <w:numId w:val="2"/>
         </w:numPr>
-        <w:spacing w:after="40" w:line="260"/>
+        <w:spacing w:after="30" w:line="240"/>
       </w:pPr>
       <w:r>
         <w:rPr>
@@ -1789,7 +1789,7 @@
           <w:ilvl w:val="0"/>
           <w:numId w:val="2"/>
         </w:numPr>
-        <w:spacing w:after="40" w:line="260"/>
+        <w:spacing w:after="30" w:line="240"/>
       </w:pPr>
       <w:r>
         <w:rPr>
@@ -1807,7 +1807,7 @@
           <w:ilvl w:val="0"/>
           <w:numId w:val="2"/>
         </w:numPr>
-        <w:spacing w:after="40" w:line="260"/>
+        <w:spacing w:after="30" w:line="240"/>
       </w:pPr>
       <w:r>
         <w:rPr>
@@ -1825,7 +1825,7 @@
           <w:ilvl w:val="0"/>
           <w:numId w:val="2"/>
         </w:numPr>
-        <w:spacing w:after="40" w:line="260"/>
+        <w:spacing w:after="30" w:line="240"/>
       </w:pPr>
       <w:r>
         <w:rPr>
@@ -1839,7 +1839,7 @@
     <w:p>
       <w:pPr>
         <w:pStyle w:val="Heading2"/>
-        <w:spacing w:after="70" w:before="120"/>
+        <w:spacing w:after="50" w:before="90"/>
       </w:pPr>
       <w:r>
         <w:rPr>
@@ -1860,7 +1860,7 @@
           <w:ilvl w:val="0"/>
           <w:numId w:val="2"/>
         </w:numPr>
-        <w:spacing w:after="40" w:line="260"/>
+        <w:spacing w:after="30" w:line="240"/>
       </w:pPr>
       <w:r>
         <w:rPr>
@@ -1878,7 +1878,7 @@
           <w:ilvl w:val="0"/>
           <w:numId w:val="2"/>
         </w:numPr>
-        <w:spacing w:after="40" w:line="260"/>
+        <w:spacing w:after="30" w:line="240"/>
       </w:pPr>
       <w:r>
         <w:rPr>
@@ -1896,7 +1896,7 @@
           <w:ilvl w:val="0"/>
           <w:numId w:val="2"/>
         </w:numPr>
-        <w:spacing w:after="40" w:line="260"/>
+        <w:spacing w:after="30" w:line="240"/>
       </w:pPr>
       <w:r>
         <w:rPr>
@@ -1914,7 +1914,7 @@
           <w:ilvl w:val="0"/>
           <w:numId w:val="2"/>
         </w:numPr>
-        <w:spacing w:after="40" w:line="260"/>
+        <w:spacing w:after="30" w:line="240"/>
       </w:pPr>
       <w:r>
         <w:rPr>
@@ -1931,7 +1931,7 @@
         <w:pBdr>
           <w:bottom w:val="single" w:color="1F3864" w:sz="10" w:space="4"/>
         </w:pBdr>
-        <w:spacing w:after="140" w:before="260"/>
+        <w:spacing w:after="110" w:before="200"/>
       </w:pPr>
       <w:r>
         <w:rPr>
@@ -1958,7 +1958,7 @@
     </w:p>
     <w:p>
       <w:pPr>
-        <w:spacing w:after="100" w:line="280"/>
+        <w:spacing w:after="80" w:line="260"/>
       </w:pPr>
       <w:r>
         <w:rPr>
@@ -1976,7 +1976,7 @@
           <w:ilvl w:val="0"/>
           <w:numId w:val="2"/>
         </w:numPr>
-        <w:spacing w:after="40" w:line="260"/>
+        <w:spacing w:after="30" w:line="240"/>
       </w:pPr>
       <w:r>
         <w:rPr>
@@ -1994,7 +1994,7 @@
           <w:ilvl w:val="0"/>
           <w:numId w:val="2"/>
         </w:numPr>
-        <w:spacing w:after="40" w:line="260"/>
+        <w:spacing w:after="30" w:line="240"/>
       </w:pPr>
       <w:r>
         <w:rPr>
@@ -2012,7 +2012,7 @@
           <w:ilvl w:val="0"/>
           <w:numId w:val="2"/>
         </w:numPr>
-        <w:spacing w:after="40" w:line="260"/>
+        <w:spacing w:after="30" w:line="240"/>
       </w:pPr>
       <w:r>
         <w:rPr>
@@ -2030,7 +2030,7 @@
           <w:ilvl w:val="0"/>
           <w:numId w:val="2"/>
         </w:numPr>
-        <w:spacing w:after="40" w:line="260"/>
+        <w:spacing w:after="30" w:line="240"/>
       </w:pPr>
       <w:r>
         <w:rPr>
@@ -2048,7 +2048,7 @@
           <w:ilvl w:val="0"/>
           <w:numId w:val="2"/>
         </w:numPr>
-        <w:spacing w:after="40" w:line="260"/>
+        <w:spacing w:after="30" w:line="240"/>
       </w:pPr>
       <w:r>
         <w:rPr>
@@ -2066,7 +2066,7 @@
           <w:ilvl w:val="0"/>
           <w:numId w:val="2"/>
         </w:numPr>
-        <w:spacing w:after="40" w:line="260"/>
+        <w:spacing w:after="30" w:line="240"/>
       </w:pPr>
       <w:r>
         <w:rPr>
@@ -2088,7 +2088,7 @@
         <w:pBdr>
           <w:bottom w:val="single" w:color="1F3864" w:sz="10" w:space="4"/>
         </w:pBdr>
-        <w:spacing w:after="140" w:before="260"/>
+        <w:spacing w:after="110" w:before="200"/>
       </w:pPr>
       <w:r>
         <w:rPr>
@@ -2116,7 +2116,7 @@
     <w:p>
       <w:pPr>
         <w:pStyle w:val="Heading2"/>
-        <w:spacing w:after="70" w:before="120"/>
+        <w:spacing w:after="50" w:before="90"/>
       </w:pPr>
       <w:r>
         <w:rPr>
@@ -2132,7 +2132,7 @@
     </w:p>
     <w:p>
       <w:pPr>
-        <w:spacing w:after="100" w:line="280"/>
+        <w:spacing w:after="80" w:line="260"/>
       </w:pPr>
       <w:r>
         <w:rPr>
@@ -2146,7 +2146,7 @@
     <w:p>
       <w:pPr>
         <w:pStyle w:val="Heading2"/>
-        <w:spacing w:after="70" w:before="120"/>
+        <w:spacing w:after="50" w:before="90"/>
       </w:pPr>
       <w:r>
         <w:rPr>
@@ -2167,7 +2167,7 @@
           <w:ilvl w:val="0"/>
           <w:numId w:val="2"/>
         </w:numPr>
-        <w:spacing w:after="40" w:line="260"/>
+        <w:spacing w:after="30" w:line="240"/>
       </w:pPr>
       <w:r>
         <w:rPr>
@@ -2185,7 +2185,7 @@
           <w:ilvl w:val="0"/>
           <w:numId w:val="2"/>
         </w:numPr>
-        <w:spacing w:after="40" w:line="260"/>
+        <w:spacing w:after="30" w:line="240"/>
       </w:pPr>
       <w:r>
         <w:rPr>
@@ -2203,7 +2203,7 @@
           <w:ilvl w:val="0"/>
           <w:numId w:val="2"/>
         </w:numPr>
-        <w:spacing w:after="40" w:line="260"/>
+        <w:spacing w:after="30" w:line="240"/>
       </w:pPr>
       <w:r>
         <w:rPr>
@@ -2221,7 +2221,7 @@
           <w:ilvl w:val="0"/>
           <w:numId w:val="2"/>
         </w:numPr>
-        <w:spacing w:after="40" w:line="260"/>
+        <w:spacing w:after="30" w:line="240"/>
       </w:pPr>
       <w:r>
         <w:rPr>
@@ -2235,7 +2235,7 @@
     <w:p>
       <w:pPr>
         <w:pStyle w:val="Heading2"/>
-        <w:spacing w:after="70" w:before="120"/>
+        <w:spacing w:after="50" w:before="90"/>
       </w:pPr>
       <w:r>
         <w:rPr>
@@ -2256,25 +2256,7 @@
           <w:ilvl w:val="0"/>
           <w:numId w:val="2"/>
         </w:numPr>
-        <w:spacing w:after="40" w:line="260"/>
-      </w:pPr>
-      <w:r>
-        <w:rPr>
-          <w:rFonts w:ascii="游ゴシック" w:cs="游ゴシック" w:eastAsia="游ゴシック" w:hAnsi="游ゴシック"/>
-          <w:sz w:val="21"/>
-          <w:szCs w:val="21"/>
-        </w:rPr>
-        <w:t xml:space="preserve">コスト対効果：Mac Studio（M5 Max以上／42万〜95万円〜）と比較し、初期投資を抑えながらメモリ帯域307GB/s・最大64GBメモリで中規模のローカルLLM運用に十分対応可能</w:t>
-      </w:r>
-    </w:p>
-    <w:p>
-      <w:pPr>
-        <w:pStyle w:val="ListParagraph"/>
-        <w:numPr>
-          <w:ilvl w:val="0"/>
-          <w:numId w:val="2"/>
-        </w:numPr>
-        <w:spacing w:after="40" w:line="260"/>
+        <w:spacing w:after="30" w:line="240"/>
       </w:pPr>
       <w:r>
         <w:rPr>
@@ -2292,7 +2274,7 @@
           <w:ilvl w:val="0"/>
           <w:numId w:val="2"/>
         </w:numPr>
-        <w:spacing w:after="40" w:line="260"/>
+        <w:spacing w:after="30" w:line="240"/>
       </w:pPr>
       <w:r>
         <w:rPr>
@@ -2310,7 +2292,7 @@
           <w:ilvl w:val="0"/>
           <w:numId w:val="2"/>
         </w:numPr>
-        <w:spacing w:after="40" w:line="260"/>
+        <w:spacing w:after="30" w:line="240"/>
       </w:pPr>
       <w:r>
         <w:rPr>
@@ -2324,7 +2306,7 @@
     <w:p>
       <w:pPr>
         <w:pStyle w:val="Heading2"/>
-        <w:spacing w:after="70" w:before="120"/>
+        <w:spacing w:after="50" w:before="90"/>
       </w:pPr>
       <w:r>
         <w:rPr>
@@ -2340,7 +2322,7 @@
     </w:p>
     <w:p>
       <w:pPr>
-        <w:spacing w:after="100" w:line="280"/>
+        <w:spacing w:after="80" w:line="260"/>
       </w:pPr>
       <w:r>
         <w:rPr>
@@ -2358,7 +2340,7 @@
           <w:ilvl w:val="0"/>
           <w:numId w:val="2"/>
         </w:numPr>
-        <w:spacing w:after="40" w:line="260"/>
+        <w:spacing w:after="30" w:line="240"/>
       </w:pPr>
       <w:r>
         <w:rPr>
@@ -2376,7 +2358,7 @@
           <w:ilvl w:val="0"/>
           <w:numId w:val="2"/>
         </w:numPr>
-        <w:spacing w:after="40" w:line="260"/>
+        <w:spacing w:after="30" w:line="240"/>
       </w:pPr>
       <w:r>
         <w:rPr>
@@ -2390,7 +2372,7 @@
     <w:p>
       <w:pPr>
         <w:pStyle w:val="Heading2"/>
-        <w:spacing w:after="70" w:before="120"/>
+        <w:spacing w:after="50" w:before="90"/>
       </w:pPr>
       <w:r>
         <w:rPr>
@@ -2401,67 +2383,44 @@
           <w:sz w:val="23"/>
           <w:szCs w:val="23"/>
         </w:rPr>
-        <w:t xml:space="preserve">導入ステップ（案）</w:t>
-      </w:r>
-    </w:p>
-    <w:p>
-      <w:pPr>
-        <w:pStyle w:val="ListParagraph"/>
-        <w:numPr>
-          <w:ilvl w:val="0"/>
-          <w:numId w:val="2"/>
-        </w:numPr>
-        <w:spacing w:after="40" w:line="260"/>
-      </w:pPr>
-      <w:r>
-        <w:rPr>
-          <w:rFonts w:ascii="游ゴシック" w:cs="游ゴシック" w:eastAsia="游ゴシック" w:hAnsi="游ゴシック"/>
-          <w:sz w:val="21"/>
-          <w:szCs w:val="21"/>
-        </w:rPr>
-        <w:t xml:space="preserve">Step1（今回）：Mac mini（M5 Pro・48GB以上）を1台導入し、社内サーバーとして設置。NASと接続し、業務Webアプリの本番環境・簡易ローカルLLM検証環境として稼働開始</w:t>
-      </w:r>
-    </w:p>
-    <w:p>
-      <w:pPr>
-        <w:pStyle w:val="ListParagraph"/>
-        <w:numPr>
-          <w:ilvl w:val="0"/>
-          <w:numId w:val="2"/>
-        </w:numPr>
-        <w:spacing w:after="40" w:line="260"/>
-      </w:pPr>
-      <w:r>
-        <w:rPr>
-          <w:rFonts w:ascii="游ゴシック" w:cs="游ゴシック" w:eastAsia="游ゴシック" w:hAnsi="游ゴシック"/>
-          <w:sz w:val="21"/>
-          <w:szCs w:val="21"/>
-        </w:rPr>
-        <w:t xml:space="preserve">Step2（3〜6か月後）：ローカルLLM・RAG基盤の利用状況をレビューし、処理速度・メモリ不足などの課題があればメモリ増設機種または追加機の要否を判断</w:t>
-      </w:r>
-    </w:p>
-    <w:p>
-      <w:pPr>
-        <w:pStyle w:val="ListParagraph"/>
-        <w:numPr>
-          <w:ilvl w:val="0"/>
-          <w:numId w:val="2"/>
-        </w:numPr>
-        <w:spacing w:after="40" w:line="260"/>
-      </w:pPr>
-      <w:r>
-        <w:rPr>
-          <w:rFonts w:ascii="游ゴシック" w:cs="游ゴシック" w:eastAsia="游ゴシック" w:hAnsi="游ゴシック"/>
-          <w:sz w:val="21"/>
-          <w:szCs w:val="21"/>
-        </w:rPr>
-        <w:t xml:space="preserve">Step3（6〜12か月後）：利用範囲拡大（店舗増加・映像内製化等）が具体化した場合、Mac Studio（M5 Max）を専用AI推論サーバーとして追加導入し、Mac miniは開発機／Webアプリホストとして併用</w:t>
+        <w:t xml:space="preserve">補足：Mac Studio（M5 Max／M5 Ultra）を今回選ばない理由</w:t>
+      </w:r>
+    </w:p>
+    <w:p>
+      <w:pPr>
+        <w:spacing w:after="80" w:line="260"/>
+      </w:pPr>
+      <w:r>
+        <w:rPr>
+          <w:rFonts w:ascii="游ゴシック" w:cs="游ゴシック" w:eastAsia="游ゴシック" w:hAnsi="游ゴシック"/>
+          <w:sz w:val="21"/>
+          <w:szCs w:val="21"/>
+        </w:rPr>
+        <w:t xml:space="preserve">M5 Max（実用構成の目安：64GB/1TBで約55万〜60万円）・M5 Ultra（949,800円〜）はM5 Proの1.3〜2倍以上の価格帯で、メモリ帯域も2〜4倍（614GB/s・1.2TB/s）。複数人同時アクセスや70B級以上の大規模モデル、映像AI内製化には強みがありますが、3名規模・検証段階の現時点では過剰性能かつ投資対効果が未検証です。</w:t>
+      </w:r>
+    </w:p>
+    <w:p>
+      <w:pPr>
+        <w:pStyle w:val="ListParagraph"/>
+        <w:numPr>
+          <w:ilvl w:val="0"/>
+          <w:numId w:val="2"/>
+        </w:numPr>
+        <w:spacing w:after="30" w:line="240"/>
+      </w:pPr>
+      <w:r>
+        <w:rPr>
+          <w:rFonts w:ascii="游ゴシック" w:cs="游ゴシック" w:eastAsia="游ゴシック" w:hAnsi="游ゴシック"/>
+          <w:sz w:val="21"/>
+          <w:szCs w:val="21"/>
+        </w:rPr>
+        <w:t xml:space="preserve">参考：現在はAI企業による需要急増（OpenAI等の大量購入報道）で高性能構成が10〜12週間待ちの品薄状態。Step3で本格導入する際は、その時点の供給状況・価格を都度確認のうえ判断</w:t>
       </w:r>
     </w:p>
     <w:p>
       <w:pPr>
         <w:pStyle w:val="Heading2"/>
-        <w:spacing w:after="70" w:before="120"/>
+        <w:spacing w:after="50" w:before="90"/>
       </w:pPr>
       <w:r>
         <w:rPr>
@@ -2472,12 +2431,83 @@
           <w:sz w:val="23"/>
           <w:szCs w:val="23"/>
         </w:rPr>
+        <w:t xml:space="preserve">導入ステップ（案）</w:t>
+      </w:r>
+    </w:p>
+    <w:p>
+      <w:pPr>
+        <w:pStyle w:val="ListParagraph"/>
+        <w:numPr>
+          <w:ilvl w:val="0"/>
+          <w:numId w:val="2"/>
+        </w:numPr>
+        <w:spacing w:after="30" w:line="240"/>
+      </w:pPr>
+      <w:r>
+        <w:rPr>
+          <w:rFonts w:ascii="游ゴシック" w:cs="游ゴシック" w:eastAsia="游ゴシック" w:hAnsi="游ゴシック"/>
+          <w:sz w:val="21"/>
+          <w:szCs w:val="21"/>
+        </w:rPr>
+        <w:t xml:space="preserve">Step1（今回）：Mac mini（M5 Pro・48GB以上）を1台導入し、社内サーバーとして設置。NASと接続し、業務Webアプリの本番環境・簡易ローカルLLM検証環境として稼働開始</w:t>
+      </w:r>
+    </w:p>
+    <w:p>
+      <w:pPr>
+        <w:pStyle w:val="ListParagraph"/>
+        <w:numPr>
+          <w:ilvl w:val="0"/>
+          <w:numId w:val="2"/>
+        </w:numPr>
+        <w:spacing w:after="30" w:line="240"/>
+      </w:pPr>
+      <w:r>
+        <w:rPr>
+          <w:rFonts w:ascii="游ゴシック" w:cs="游ゴシック" w:eastAsia="游ゴシック" w:hAnsi="游ゴシック"/>
+          <w:sz w:val="21"/>
+          <w:szCs w:val="21"/>
+        </w:rPr>
+        <w:t xml:space="preserve">Step2（3〜6か月後）：ローカルLLM・RAG基盤の利用状況をレビューし、処理速度・メモリ不足などの課題があればメモリ増設機種または追加機の要否を判断</w:t>
+      </w:r>
+    </w:p>
+    <w:p>
+      <w:pPr>
+        <w:pStyle w:val="ListParagraph"/>
+        <w:numPr>
+          <w:ilvl w:val="0"/>
+          <w:numId w:val="2"/>
+        </w:numPr>
+        <w:spacing w:after="30" w:line="240"/>
+      </w:pPr>
+      <w:r>
+        <w:rPr>
+          <w:rFonts w:ascii="游ゴシック" w:cs="游ゴシック" w:eastAsia="游ゴシック" w:hAnsi="游ゴシック"/>
+          <w:sz w:val="21"/>
+          <w:szCs w:val="21"/>
+        </w:rPr>
+        <w:t xml:space="preserve">Step3（6〜12か月後）：利用範囲拡大（店舗増加・映像内製化等）が具体化した場合、Mac Studio（M5 Max）を専用AI推論サーバーとして追加導入し、Mac miniは開発機／Webアプリホストとして併用</w:t>
+      </w:r>
+    </w:p>
+    <w:p>
+      <w:pPr>
+        <w:pStyle w:val="Heading2"/>
+        <w:spacing w:after="50" w:before="90"/>
+      </w:pPr>
+      <w:r>
+        <w:rPr>
+          <w:rFonts w:ascii="游ゴシック" w:cs="游ゴシック" w:eastAsia="游ゴシック" w:hAnsi="游ゴシック"/>
+          <w:b/>
+          <w:bCs/>
+          <w:color w:val="2E75B6"/>
+          <w:sz w:val="23"/>
+          <w:szCs w:val="23"/>
+        </w:rPr>
         <w:t xml:space="preserve">まとめ</w:t>
       </w:r>
     </w:p>
     <w:p>
       <w:pPr>
-        <w:spacing w:after="100" w:line="280"/>
+        <w:spacing w:after="80" w:line="260"/>
       </w:pPr>
       <w:r>
         <w:rPr>
@@ -2490,7 +2520,7 @@
     </w:p>
     <w:sectPr>
       <w:pgSz w:w="11906" w:h="16838" w:orient="portrait"/>
-      <w:pgMar w:top="1000" w:right="1100" w:bottom="1000" w:left="1100" w:header="708" w:footer="708" w:gutter="0"/>
+      <w:pgMar w:top="800" w:right="1100" w:bottom="800" w:left="1100" w:header="708" w:footer="708" w:gutter="0"/>
       <w:pgNumType/>
       <w:docGrid w:linePitch="360"/>
     </w:sectPr>

--- a/proposals/Mac mini・Mac Studio導入提案書.docx
+++ b/proposals/Mac mini・Mac Studio導入提案書.docx
@@ -2127,7 +2127,7 @@
           <w:sz w:val="23"/>
           <w:szCs w:val="23"/>
         </w:rPr>
-        <w:t xml:space="preserve">結論：Mac mini（M5 Pro／メモリ48GB以上・SSD 1TB）の導入を提案</w:t>
+        <w:t xml:space="preserve">結論：Mac mini（M5 Pro／メモリ64GB・SSD 1TB）の導入を提案</w:t>
       </w:r>
     </w:p>
     <w:p>
@@ -2140,7 +2140,7 @@
           <w:sz w:val="21"/>
           <w:szCs w:val="21"/>
         </w:rPr>
-        <w:t xml:space="preserve">現時点の利用規模（社内メンバー3名・パチンコ店3店舗）とランニングコストの実績（Claude Code・Google Workspace・ChatGPT課金・映像クレジット）を踏まえ、初期投資を抑えつつ「常時稼働するAIサーバー／Webアプリ基盤」への一歩を踏み出せる、Mac mini（M5 Pro）48GB以上構成を第一候補として提案します。</w:t>
+        <w:t xml:space="preserve">現時点の利用規模（社内メンバー3名・パチンコ店3店舗）とランニングコストの実績（Claude Code・Google Workspace・ChatGPT課金・映像クレジット）を踏まえ、初期投資を抑えつつ「常時稼働するAIサーバー／Webアプリ基盤」への一歩を踏み出せる、Mac mini（M5 Pro）64GB構成を第一候補として提案します。</w:t>
       </w:r>
     </w:p>
     <w:p>
@@ -2193,43 +2193,43 @@
           <w:sz w:val="21"/>
           <w:szCs w:val="21"/>
         </w:rPr>
-        <w:t xml:space="preserve">メモリ：48GB以上（ローカルLLM（20B〜30B級モデル）を実用速度で稼働させるための最低ライン）</w:t>
-      </w:r>
-    </w:p>
-    <w:p>
-      <w:pPr>
-        <w:pStyle w:val="ListParagraph"/>
-        <w:numPr>
-          <w:ilvl w:val="0"/>
-          <w:numId w:val="2"/>
-        </w:numPr>
-        <w:spacing w:after="30" w:line="240"/>
-      </w:pPr>
-      <w:r>
-        <w:rPr>
-          <w:rFonts w:ascii="游ゴシック" w:cs="游ゴシック" w:eastAsia="游ゴシック" w:hAnsi="游ゴシック"/>
-          <w:sz w:val="21"/>
-          <w:szCs w:val="21"/>
-        </w:rPr>
-        <w:t xml:space="preserve">ストレージ：1TB以上（社内Webアプリ・モデルファイル・ログ等の保存を想定）</w:t>
-      </w:r>
-    </w:p>
-    <w:p>
-      <w:pPr>
-        <w:pStyle w:val="ListParagraph"/>
-        <w:numPr>
-          <w:ilvl w:val="0"/>
-          <w:numId w:val="2"/>
-        </w:numPr>
-        <w:spacing w:after="30" w:line="240"/>
-      </w:pPr>
-      <w:r>
-        <w:rPr>
-          <w:rFonts w:ascii="游ゴシック" w:cs="游ゴシック" w:eastAsia="游ゴシック" w:hAnsi="游ゴシック"/>
-          <w:sz w:val="21"/>
-          <w:szCs w:val="21"/>
-        </w:rPr>
-        <w:t xml:space="preserve">参考価格：約42万〜48万円（税込・構成により変動、正式価格はApple Store（法人窓口）にて要確認）</w:t>
+        <w:t xml:space="preserve">メモリ：64GB－増設不可のユニファイドメモリは唯一妥協できないスペック。24GB=13B級が限界、48GB(+108,000円)=20〜30B級、64GB(+180,000円)=30〜70B級(4bit量子化)まで対応</w:t>
+      </w:r>
+    </w:p>
+    <w:p>
+      <w:pPr>
+        <w:pStyle w:val="ListParagraph"/>
+        <w:numPr>
+          <w:ilvl w:val="0"/>
+          <w:numId w:val="2"/>
+        </w:numPr>
+        <w:spacing w:after="30" w:line="240"/>
+      </w:pPr>
+      <w:r>
+        <w:rPr>
+          <w:rFonts w:ascii="游ゴシック" w:cs="游ゴシック" w:eastAsia="游ゴシック" w:hAnsi="游ゴシック"/>
+          <w:sz w:val="21"/>
+          <w:szCs w:val="21"/>
+        </w:rPr>
+        <w:t xml:space="preserve">ストレージ：1TB以上（+54,000円。Webアプリ・モデルファイル・ログ等の保存用）</w:t>
+      </w:r>
+    </w:p>
+    <w:p>
+      <w:pPr>
+        <w:pStyle w:val="ListParagraph"/>
+        <w:numPr>
+          <w:ilvl w:val="0"/>
+          <w:numId w:val="2"/>
+        </w:numPr>
+        <w:spacing w:after="30" w:line="240"/>
+      </w:pPr>
+      <w:r>
+        <w:rPr>
+          <w:rFonts w:ascii="游ゴシック" w:cs="游ゴシック" w:eastAsia="游ゴシック" w:hAnsi="游ゴシック"/>
+          <w:sz w:val="21"/>
+          <w:szCs w:val="21"/>
+        </w:rPr>
+        <w:t xml:space="preserve">参考価格：約53万円（299,800円＋メモリ64GB増設180,000円＋ストレージ1TB増設54,000円、税込。正式価格は要確認）</w:t>
       </w:r>
     </w:p>
     <w:p>
@@ -2449,7 +2449,7 @@
           <w:sz w:val="21"/>
           <w:szCs w:val="21"/>
         </w:rPr>
-        <w:t xml:space="preserve">Step1（今回）：Mac mini（M5 Pro・48GB以上）を1台導入し、社内サーバーとして設置。NASと接続し、業務Webアプリの本番環境・簡易ローカルLLM検証環境として稼働開始</w:t>
+        <w:t xml:space="preserve">Step1（今回）：Mac mini（M5 Pro・64GB）を1台導入し、社内サーバーとして設置。NASと接続し、業務Webアプリの本番環境・簡易ローカルLLM検証環境として稼働開始</w:t>
       </w:r>
     </w:p>
     <w:p>
@@ -2515,7 +2515,7 @@
           <w:sz w:val="21"/>
           <w:szCs w:val="21"/>
         </w:rPr>
-        <w:t xml:space="preserve">新型Mac miniは前世代からメモリ・帯域幅が大きく強化され、当社規模でのローカルAI活用の第一歩として費用対効果の高い選択肢です。まずはMac mini（M5 Pro・48GB以上）を導入し、社内AI基盤の土台を構築したうえで、利用状況を見ながらMac Studioへの段階的な増強を検討することを提案します。</w:t>
+        <w:t xml:space="preserve">新型Mac miniは前世代からメモリ・帯域幅が大きく強化され、当社規模でのローカルAI活用の第一歩として費用対効果の高い選択肢です。まずはMac mini（M5 Pro・64GB）を導入し、社内AI基盤の土台を構築したうえで、利用状況を見ながらMac Studioへの段階的な増強を検討することを提案します。</w:t>
       </w:r>
     </w:p>
     <w:sectPr>

--- a/proposals/Mac mini・Mac Studio導入提案書.docx
+++ b/proposals/Mac mini・Mac Studio導入提案書.docx
@@ -1868,7 +1868,7 @@
           <w:sz w:val="21"/>
           <w:szCs w:val="21"/>
         </w:rPr>
-        <w:t xml:space="preserve">個人PC依存：各自の開発・実行環境がPC任せで、24時間稼働のAIサーバー／Webアプリの本番環境が存在しない</w:t>
+        <w:t xml:space="preserve">Webアプリの置き場所がない：竹澤・廣田が開発するWebアプリの実行環境がPC任せで、24時間安定稼働する本番環境が存在しない（最も具体的で差し迫った課題）</w:t>
       </w:r>
     </w:p>
     <w:p>
@@ -1966,61 +1966,43 @@
           <w:sz w:val="21"/>
           <w:szCs w:val="21"/>
         </w:rPr>
-        <w:t xml:space="preserve">上記課題を踏まえ、今後は「社内で常時稼働するAIサーバー」を中核に据え、以下のような体制を目指します。</w:t>
-      </w:r>
-    </w:p>
-    <w:p>
-      <w:pPr>
-        <w:pStyle w:val="ListParagraph"/>
-        <w:numPr>
-          <w:ilvl w:val="0"/>
-          <w:numId w:val="2"/>
-        </w:numPr>
-        <w:spacing w:after="30" w:line="240"/>
-      </w:pPr>
-      <w:r>
-        <w:rPr>
-          <w:rFonts w:ascii="游ゴシック" w:cs="游ゴシック" w:eastAsia="游ゴシック" w:hAnsi="游ゴシック"/>
-          <w:sz w:val="21"/>
-          <w:szCs w:val="21"/>
-        </w:rPr>
-        <w:t xml:space="preserve">業務Webアプリの本番ホスティング：竹澤・廣田が開発する経理・営業向けWebアプリを社内サーバー上で24時間稼働させ、3店舗どこからでも安定利用できる環境を整備</w:t>
-      </w:r>
-    </w:p>
-    <w:p>
-      <w:pPr>
-        <w:pStyle w:val="ListParagraph"/>
-        <w:numPr>
-          <w:ilvl w:val="0"/>
-          <w:numId w:val="2"/>
-        </w:numPr>
-        <w:spacing w:after="30" w:line="240"/>
-      </w:pPr>
-      <w:r>
-        <w:rPr>
-          <w:rFonts w:ascii="游ゴシック" w:cs="游ゴシック" w:eastAsia="游ゴシック" w:hAnsi="游ゴシック"/>
-          <w:sz w:val="21"/>
-          <w:szCs w:val="21"/>
-        </w:rPr>
-        <w:t xml:space="preserve">ローカルLLMによる機密情報処理：経理データ・顧客情報などをNAS上のデータと連携させ、外部送信せずに社内完結でAI要約・検索・チャットボット等を実行（Ollama等のローカルLLM実行環境を想定）</w:t>
-      </w:r>
-    </w:p>
-    <w:p>
-      <w:pPr>
-        <w:pStyle w:val="ListParagraph"/>
-        <w:numPr>
-          <w:ilvl w:val="0"/>
-          <w:numId w:val="2"/>
-        </w:numPr>
-        <w:spacing w:after="30" w:line="240"/>
-      </w:pPr>
-      <w:r>
-        <w:rPr>
-          <w:rFonts w:ascii="游ゴシック" w:cs="游ゴシック" w:eastAsia="游ゴシック" w:hAnsi="游ゴシック"/>
-          <w:sz w:val="21"/>
-          <w:szCs w:val="21"/>
-        </w:rPr>
-        <w:t xml:space="preserve">NASと連携した社内ナレッジ基盤：約10TBのNASデータを検索・活用できるRAG（社内文書検索AI）の構築</w:t>
+        <w:t xml:space="preserve">上記課題を踏まえ、今後は「業務Webアプリを安定稼働させる本番環境」をまず整えることを軸に据え、ローカルAI活用は使いながら実績を積み、段階的に育てていく方針とします。</w:t>
+      </w:r>
+    </w:p>
+    <w:p>
+      <w:pPr>
+        <w:pStyle w:val="ListParagraph"/>
+        <w:numPr>
+          <w:ilvl w:val="0"/>
+          <w:numId w:val="2"/>
+        </w:numPr>
+        <w:spacing w:after="30" w:line="240"/>
+      </w:pPr>
+      <w:r>
+        <w:rPr>
+          <w:rFonts w:ascii="游ゴシック" w:cs="游ゴシック" w:eastAsia="游ゴシック" w:hAnsi="游ゴシック"/>
+          <w:sz w:val="21"/>
+          <w:szCs w:val="21"/>
+        </w:rPr>
+        <w:t xml:space="preserve">【最優先】業務Webアプリの本番ホスティング：竹澤・廣田が開発する経理・営業向けWebアプリを社内サーバー上で24時間稼働させ、3店舗どこからでも安定利用できる環境を整備</w:t>
+      </w:r>
+    </w:p>
+    <w:p>
+      <w:pPr>
+        <w:pStyle w:val="ListParagraph"/>
+        <w:numPr>
+          <w:ilvl w:val="0"/>
+          <w:numId w:val="2"/>
+        </w:numPr>
+        <w:spacing w:after="30" w:line="240"/>
+      </w:pPr>
+      <w:r>
+        <w:rPr>
+          <w:rFonts w:ascii="游ゴシック" w:cs="游ゴシック" w:eastAsia="游ゴシック" w:hAnsi="游ゴシック"/>
+          <w:sz w:val="21"/>
+          <w:szCs w:val="21"/>
+        </w:rPr>
+        <w:t xml:space="preserve">【育成フェーズ】ローカルLLM・RAGの試行：経理データやNAS資料を使った要約・検索等を検証レベルから試し、需要が明確になった範囲で本格運用へ拡大（今すぐの全面稼働は前提としない）</w:t>
       </w:r>
     </w:p>
     <w:p>
@@ -2056,7 +2038,7 @@
           <w:sz w:val="21"/>
           <w:szCs w:val="21"/>
         </w:rPr>
-        <w:t xml:space="preserve">映像制作の一部内製化：将来的に映像生成AIの一部処理を社内サーバーへ移行し、外部クレジット費用を抑制（当面は既存の映像AIサービス継続を想定）</w:t>
+        <w:t xml:space="preserve">映像制作は当面クラウド継続：武田の動画・画像生成はクラウド完結・軽負荷のため、社内サーバーへの移行は現時点では不要と判断</w:t>
       </w:r>
     </w:p>
     <w:p>
@@ -2127,7 +2109,7 @@
           <w:sz w:val="23"/>
           <w:szCs w:val="23"/>
         </w:rPr>
-        <w:t xml:space="preserve">結論：Mac mini（M5 Pro／メモリ64GB・SSD 1TB）の導入を提案</w:t>
+        <w:t xml:space="preserve">結論：Webアプリ本番環境として、Mac mini（M5 Pro／メモリ64GB・SSD 1TB）の導入を提案</w:t>
       </w:r>
     </w:p>
     <w:p>
@@ -2140,7 +2122,7 @@
           <w:sz w:val="21"/>
           <w:szCs w:val="21"/>
         </w:rPr>
-        <w:t xml:space="preserve">現時点の利用規模（社内メンバー3名・パチンコ店3店舗）とランニングコストの実績（Claude Code・Google Workspace・ChatGPT課金・映像クレジット）を踏まえ、初期投資を抑えつつ「常時稼働するAIサーバー／Webアプリ基盤」への一歩を踏み出せる、Mac mini（M5 Pro）64GB構成を第一候補として提案します。</w:t>
+        <w:t xml:space="preserve">最も明確な課題は「竹澤・廣田が開発するWebアプリを安定稼働させる本番環境がないこと」です。ローカルAI（LLM・RAG）は今後育てていく余地と位置づけ、この2つの目的を1台で満たせるMac mini（M5 Pro）64GB構成を第一候補として提案します。</w:t>
       </w:r>
     </w:p>
     <w:p>
@@ -2193,7 +2175,7 @@
           <w:sz w:val="21"/>
           <w:szCs w:val="21"/>
         </w:rPr>
-        <w:t xml:space="preserve">メモリ：64GB－増設不可のユニファイドメモリは唯一妥協できないスペック。24GB=13B級が限界、48GB(+108,000円)=20〜30B級、64GB(+180,000円)=30〜70B級(4bit量子化)まで対応</w:t>
+        <w:t xml:space="preserve">メモリ：64GB－増設不可のユニファイドメモリは一発勝負のスペック。Web運用自体はより少なくても足りるが、将来のAI活用の伸びしろとして投資。24GB=13B級が限界、48GB(+108,000円)=20〜30B級、64GB(+180,000円)=30〜70B級(4bit量子化)まで対応</w:t>
       </w:r>
     </w:p>
     <w:p>
@@ -2282,25 +2264,25 @@
           <w:sz w:val="21"/>
           <w:szCs w:val="21"/>
         </w:rPr>
-        <w:t xml:space="preserve">現状用途との親和性：主用途はWebアプリのホスティングと経理・営業データのAI処理であり、映像生成のような超高負荷処理は当面クラウドサービス継続で十分（武田の映像制作は既存の映像AIサービスを継続）</w:t>
-      </w:r>
-    </w:p>
-    <w:p>
-      <w:pPr>
-        <w:pStyle w:val="ListParagraph"/>
-        <w:numPr>
-          <w:ilvl w:val="0"/>
-          <w:numId w:val="2"/>
-        </w:numPr>
-        <w:spacing w:after="30" w:line="240"/>
-      </w:pPr>
-      <w:r>
-        <w:rPr>
-          <w:rFonts w:ascii="游ゴシック" w:cs="游ゴシック" w:eastAsia="游ゴシック" w:hAnsi="游ゴシック"/>
-          <w:sz w:val="21"/>
-          <w:szCs w:val="21"/>
-        </w:rPr>
-        <w:t xml:space="preserve">段階的な拡張が可能：将来的にローカルAI活用が本格化し、より大規模なモデル運用や映像処理の内製化が必要になった段階で、Mac Studio（M5 Max／M5 Ultra）への増強・買い増しを検討する2段階アプローチが取れる</w:t>
+        <w:t xml:space="preserve">現状用途との親和性：最優先用途はWebアプリの本番ホスティング。ローカルAI活用は実績を積み上げるフェーズと位置づけ、性能を持て余さない現実的な選択</w:t>
+      </w:r>
+    </w:p>
+    <w:p>
+      <w:pPr>
+        <w:pStyle w:val="ListParagraph"/>
+        <w:numPr>
+          <w:ilvl w:val="0"/>
+          <w:numId w:val="2"/>
+        </w:numPr>
+        <w:spacing w:after="30" w:line="240"/>
+      </w:pPr>
+      <w:r>
+        <w:rPr>
+          <w:rFonts w:ascii="游ゴシック" w:cs="游ゴシック" w:eastAsia="游ゴシック" w:hAnsi="游ゴシック"/>
+          <w:sz w:val="21"/>
+          <w:szCs w:val="21"/>
+        </w:rPr>
+        <w:t xml:space="preserve">段階的な拡張が可能：将来的にローカルAI活用が本格化し、より大規模なモデル運用が必要になった段階で、Mac Studio（M5 Max／M5 Ultra）への増強・買い増しを検討する2段階アプローチが取れる</w:t>
       </w:r>
     </w:p>
     <w:p>
@@ -2449,43 +2431,43 @@
           <w:sz w:val="21"/>
           <w:szCs w:val="21"/>
         </w:rPr>
-        <w:t xml:space="preserve">Step1（今回）：Mac mini（M5 Pro・64GB）を1台導入し、社内サーバーとして設置。NASと接続し、業務Webアプリの本番環境・簡易ローカルLLM検証環境として稼働開始</w:t>
-      </w:r>
-    </w:p>
-    <w:p>
-      <w:pPr>
-        <w:pStyle w:val="ListParagraph"/>
-        <w:numPr>
-          <w:ilvl w:val="0"/>
-          <w:numId w:val="2"/>
-        </w:numPr>
-        <w:spacing w:after="30" w:line="240"/>
-      </w:pPr>
-      <w:r>
-        <w:rPr>
-          <w:rFonts w:ascii="游ゴシック" w:cs="游ゴシック" w:eastAsia="游ゴシック" w:hAnsi="游ゴシック"/>
-          <w:sz w:val="21"/>
-          <w:szCs w:val="21"/>
-        </w:rPr>
-        <w:t xml:space="preserve">Step2（3〜6か月後）：ローカルLLM・RAG基盤の利用状況をレビューし、処理速度・メモリ不足などの課題があればメモリ増設機種または追加機の要否を判断</w:t>
-      </w:r>
-    </w:p>
-    <w:p>
-      <w:pPr>
-        <w:pStyle w:val="ListParagraph"/>
-        <w:numPr>
-          <w:ilvl w:val="0"/>
-          <w:numId w:val="2"/>
-        </w:numPr>
-        <w:spacing w:after="30" w:line="240"/>
-      </w:pPr>
-      <w:r>
-        <w:rPr>
-          <w:rFonts w:ascii="游ゴシック" w:cs="游ゴシック" w:eastAsia="游ゴシック" w:hAnsi="游ゴシック"/>
-          <w:sz w:val="21"/>
-          <w:szCs w:val="21"/>
-        </w:rPr>
-        <w:t xml:space="preserve">Step3（6〜12か月後）：利用範囲拡大（店舗増加・映像内製化等）が具体化した場合、Mac Studio（M5 Max）を専用AI推論サーバーとして追加導入し、Mac miniは開発機／Webアプリホストとして併用</w:t>
+        <w:t xml:space="preserve">Step1（今回）：Mac mini（M5 Pro・64GB）を1台導入し、まずはWebアプリの本番環境として稼働。並行して簡易的なローカルLLM検証を進める</w:t>
+      </w:r>
+    </w:p>
+    <w:p>
+      <w:pPr>
+        <w:pStyle w:val="ListParagraph"/>
+        <w:numPr>
+          <w:ilvl w:val="0"/>
+          <w:numId w:val="2"/>
+        </w:numPr>
+        <w:spacing w:after="30" w:line="240"/>
+      </w:pPr>
+      <w:r>
+        <w:rPr>
+          <w:rFonts w:ascii="游ゴシック" w:cs="游ゴシック" w:eastAsia="游ゴシック" w:hAnsi="游ゴシック"/>
+          <w:sz w:val="21"/>
+          <w:szCs w:val="21"/>
+        </w:rPr>
+        <w:t xml:space="preserve">Step2（3〜6か月後）：ローカルLLM・RAG活用の利用状況をレビューし、処理速度・メモリ不足などの課題があればメモリ増設機種または追加機の要否を判断</w:t>
+      </w:r>
+    </w:p>
+    <w:p>
+      <w:pPr>
+        <w:pStyle w:val="ListParagraph"/>
+        <w:numPr>
+          <w:ilvl w:val="0"/>
+          <w:numId w:val="2"/>
+        </w:numPr>
+        <w:spacing w:after="30" w:line="240"/>
+      </w:pPr>
+      <w:r>
+        <w:rPr>
+          <w:rFonts w:ascii="游ゴシック" w:cs="游ゴシック" w:eastAsia="游ゴシック" w:hAnsi="游ゴシック"/>
+          <w:sz w:val="21"/>
+          <w:szCs w:val="21"/>
+        </w:rPr>
+        <w:t xml:space="preserve">Step3（6〜12か月後）：利用範囲拡大（店舗増加・AI活用の本格化等）が具体化した場合、Mac Studio（M5 Max）を専用AI推論サーバーとして追加導入し、Mac miniは開発機／Webアプリホストとして併用</w:t>
       </w:r>
     </w:p>
     <w:p>
@@ -2515,7 +2497,7 @@
           <w:sz w:val="21"/>
           <w:szCs w:val="21"/>
         </w:rPr>
-        <w:t xml:space="preserve">新型Mac miniは前世代からメモリ・帯域幅が大きく強化され、当社規模でのローカルAI活用の第一歩として費用対効果の高い選択肢です。まずはMac mini（M5 Pro・64GB）を導入し、社内AI基盤の土台を構築したうえで、利用状況を見ながらMac Studioへの段階的な増強を検討することを提案します。</w:t>
+        <w:t xml:space="preserve">新型Mac miniは、Webアプリの安定した本番環境を低コストで実現しつつ、将来のローカルAI活用にも耐えられるメモリを備えた選択肢です。まずはMac mini（M5 Pro・64GB）を導入してWebアプリ基盤を整え、AI活用は実績を見ながら段階的に育てていくことを提案します。</w:t>
       </w:r>
     </w:p>
     <w:sectPr>

--- a/proposals/Mac mini・Mac Studio導入提案書.docx
+++ b/proposals/Mac mini・Mac Studio導入提案書.docx
@@ -95,7 +95,74 @@
           <w:sz w:val="27"/>
           <w:szCs w:val="27"/>
         </w:rPr>
-        <w:t xml:space="preserve">はじめに（提案の背景と目的）</w:t>
+        <w:t xml:space="preserve">今回のMac mini導入における最大のメリット</w:t>
+      </w:r>
+    </w:p>
+    <w:p>
+      <w:pPr>
+        <w:pStyle w:val="ListParagraph"/>
+        <w:numPr>
+          <w:ilvl w:val="0"/>
+          <w:numId w:val="2"/>
+        </w:numPr>
+        <w:spacing w:after="30" w:line="240"/>
+      </w:pPr>
+      <w:r>
+        <w:rPr>
+          <w:rFonts w:ascii="游ゴシック" w:cs="游ゴシック" w:eastAsia="游ゴシック" w:hAnsi="游ゴシック"/>
+          <w:sz w:val="21"/>
+          <w:szCs w:val="21"/>
+        </w:rPr>
+        <w:t xml:space="preserve">①機密データを社外に出さずに処理できること：経理・顧客・店舗運営データなど機密性の高い情報を、外部クラウドAIに送らず社内で完結処理できる（ローカルLLMの活用）</w:t>
+      </w:r>
+    </w:p>
+    <w:p>
+      <w:pPr>
+        <w:pStyle w:val="ListParagraph"/>
+        <w:numPr>
+          <w:ilvl w:val="0"/>
+          <w:numId w:val="2"/>
+        </w:numPr>
+        <w:spacing w:after="30" w:line="240"/>
+      </w:pPr>
+      <w:r>
+        <w:rPr>
+          <w:rFonts w:ascii="游ゴシック" w:cs="游ゴシック" w:eastAsia="游ゴシック" w:hAnsi="游ゴシック"/>
+          <w:sz w:val="21"/>
+          <w:szCs w:val="21"/>
+        </w:rPr>
+        <w:t xml:space="preserve">②Webアプリ本番環境とローカルAI活用を1台に集約できる「まとめ買い」の効率性：Webホスティングだけなら安価なLinux機やクラウドVPSでも足りるが、将来のローカルAI活用（大容量メモリが必須）も見据えると、両方を1台でまかなえるMac miniの方が、別々に用意するより投資効率が良い</w:t>
+      </w:r>
+    </w:p>
+    <w:p>
+      <w:pPr>
+        <w:pStyle w:val="Heading1"/>
+        <w:pBdr>
+          <w:bottom w:val="single" w:color="1F3864" w:sz="10" w:space="4"/>
+        </w:pBdr>
+        <w:spacing w:after="110" w:before="200"/>
+      </w:pPr>
+      <w:r>
+        <w:rPr>
+          <w:rFonts w:ascii="游ゴシック" w:cs="游ゴシック" w:eastAsia="游ゴシック" w:hAnsi="游ゴシック"/>
+          <w:b/>
+          <w:bCs/>
+          <w:color w:val="1F3864"/>
+          <w:sz w:val="27"/>
+          <w:szCs w:val="27"/>
+        </w:rPr>
+        <w:t xml:space="preserve"/>
+      </w:r>
+      <w:r>
+        <w:rPr>
+          <w:rFonts w:ascii="游ゴシック" w:cs="游ゴシック" w:eastAsia="游ゴシック" w:hAnsi="游ゴシック"/>
+          <w:b/>
+          <w:bCs/>
+          <w:color w:val="1F3864"/>
+          <w:sz w:val="27"/>
+          <w:szCs w:val="27"/>
+        </w:rPr>
+        <w:t xml:space="preserve">はじめに（背景）</w:t>
       </w:r>
     </w:p>
     <w:p>
@@ -108,7 +175,7 @@
           <w:sz w:val="21"/>
           <w:szCs w:val="21"/>
         </w:rPr>
-        <w:t xml:space="preserve">2026年8月、Apple社より新型Mac mini（M6／M5 Pro搭載）および新型Mac Studio（M5 Max／M5 Ultra搭載）が発表され、2026年9月22日より発売されます。いずれもユニファイドメモリ容量・メモリ帯域幅が大幅に強化されており、ローカル環境での生成AI（大規模言語モデル）活用に適した性能を備えています。</w:t>
+        <w:t xml:space="preserve">2026年8月、Apple社より新型Mac mini（M6／M5 Pro搭載）および新型Mac Studio（M5 Max／M5 Ultra搭載）が発表され、2026年9月22日より発売されます。当社では竹澤（総務・経理）、廣田（営業部）、武田（映像制作）の3名がAIを活用した業務を進めていますが、各自のPC・クラウドサービスへの都度アクセスに留まり、社内で一元的に稼働する基盤はありません。</w:t>
       </w:r>
     </w:p>
     <w:p>
@@ -121,20 +188,7 @@
           <w:sz w:val="21"/>
           <w:szCs w:val="21"/>
         </w:rPr>
-        <w:t xml:space="preserve">当社では現在、竹澤（総務・経理）、廣田（営業部）、武田（映像制作）の3名がそれぞれの担当領域でAIを活用した業務効率化・Webアプリ開発・映像制作を進めていますが、いずれも個人のPC上での作業や、クラウドAIサービスへの都度アクセスに留まっており、社内で一元的に稼働する「AI基盤」は存在していません。</w:t>
-      </w:r>
-    </w:p>
-    <w:p>
-      <w:pPr>
-        <w:spacing w:after="80" w:line="260"/>
-      </w:pPr>
-      <w:r>
-        <w:rPr>
-          <w:rFonts w:ascii="游ゴシック" w:cs="游ゴシック" w:eastAsia="游ゴシック" w:hAnsi="游ゴシック"/>
-          <w:sz w:val="21"/>
-          <w:szCs w:val="21"/>
-        </w:rPr>
-        <w:t xml:space="preserve">そこで本資料では、新型Mac mini／Mac Studioのラインアップを比較したうえで、現状の利用環境と今後目指すべき理想像を整理し、当社が導入すべき機種・構成について提案します。</w:t>
+        <w:t xml:space="preserve">本資料では、新型ラインアップの比較、現状の利用環境と理想像を整理したうえで、当社が導入すべき機種・構成を提案します。</w:t>
       </w:r>
     </w:p>
     <w:p>
